--- a/docs/02-Knowledge-Graph-Ontology-and-GraphRAG-Deep-Dive.docx
+++ b/docs/02-Knowledge-Graph-Ontology-and-GraphRAG-Deep-Dive.docx
@@ -97,6 +97,246 @@
       </w:pPr>
       <w:r>
         <w:t xml:space="preserve">GraphRAG (Graph Retrieval-Augmented Generation) in this solution means: retrieve structured diagnostic evidence from a property graph database, assemble it into a typed result object, and optionally present it via natural language. The 'generation' layer is currently template-based (format_diagnosis_response); an LLM can be layered on top without changing the graph truth layer.</w:t>
+      </w:r>
+    </w:p>
+    <w:p>
+      <w:pPr>
+        <w:pStyle w:val="Heading2"/>
+      </w:pPr>
+      <w:r>
+        <w:t xml:space="preserve">1.1 Prerequisites</w:t>
+      </w:r>
+    </w:p>
+    <w:p>
+      <w:pPr>
+        <w:pStyle w:val="ListParagraph"/>
+        <w:numPr>
+          <w:ilvl w:val="0"/>
+          <w:numId w:val="2"/>
+        </w:numPr>
+        <w:spacing w:after="80"/>
+      </w:pPr>
+      <w:r>
+        <w:t xml:space="preserve">Python 3.12+ with pip install -r requirements.txt</w:t>
+      </w:r>
+    </w:p>
+    <w:p>
+      <w:pPr>
+        <w:pStyle w:val="ListParagraph"/>
+        <w:numPr>
+          <w:ilvl w:val="0"/>
+          <w:numId w:val="2"/>
+        </w:numPr>
+        <w:spacing w:after="80"/>
+      </w:pPr>
+      <w:r>
+        <w:t xml:space="preserve">Neo4j 5.x reachable at bolt://localhost:7687 (Docker neo4j-demo container)</w:t>
+      </w:r>
+    </w:p>
+    <w:p>
+      <w:pPr>
+        <w:pStyle w:val="ListParagraph"/>
+        <w:numPr>
+          <w:ilvl w:val="0"/>
+          <w:numId w:val="2"/>
+        </w:numPr>
+        <w:spacing w:after="80"/>
+      </w:pPr>
+      <w:r>
+        <w:t xml:space="preserve">Knowledge catalog loaded via populate_graph.py or enterprise ETL orchestrator</w:t>
+      </w:r>
+    </w:p>
+    <w:p>
+      <w:pPr>
+        <w:pStyle w:val="ListParagraph"/>
+        <w:numPr>
+          <w:ilvl w:val="0"/>
+          <w:numId w:val="2"/>
+        </w:numPr>
+        <w:spacing w:after="80"/>
+      </w:pPr>
+      <w:r>
+        <w:t xml:space="preserve">Optional: mock enterprise APIs on :8090 for full provenance and CRM enrichment demos</w:t>
+      </w:r>
+    </w:p>
+    <w:p>
+      <w:pPr>
+        <w:pStyle w:val="Heading2"/>
+      </w:pPr>
+      <w:r>
+        <w:t xml:space="preserve">1.2 Dependencies</w:t>
+      </w:r>
+    </w:p>
+    <w:p>
+      <w:pPr>
+        <w:pStyle w:val="ListParagraph"/>
+        <w:numPr>
+          <w:ilvl w:val="0"/>
+          <w:numId w:val="2"/>
+        </w:numPr>
+        <w:spacing w:after="80"/>
+      </w:pPr>
+      <w:r>
+        <w:t xml:space="preserve">neo4j driver — Bolt protocol sessions in graph/neo4j_client.py</w:t>
+      </w:r>
+    </w:p>
+    <w:p>
+      <w:pPr>
+        <w:pStyle w:val="ListParagraph"/>
+        <w:numPr>
+          <w:ilvl w:val="0"/>
+          <w:numId w:val="2"/>
+        </w:numPr>
+        <w:spacing w:after="80"/>
+      </w:pPr>
+      <w:r>
+        <w:t xml:space="preserve">Pydantic models — ontology contract in synthetic_data_generator.py and enterprise pipeline</w:t>
+      </w:r>
+    </w:p>
+    <w:p>
+      <w:pPr>
+        <w:pStyle w:val="ListParagraph"/>
+        <w:numPr>
+          <w:ilvl w:val="0"/>
+          <w:numId w:val="2"/>
+        </w:numPr>
+        <w:spacing w:after="80"/>
+      </w:pPr>
+      <w:r>
+        <w:t xml:space="preserve">LangGraph StateGraph — agents/diagnosis_graph.py workflow</w:t>
+      </w:r>
+    </w:p>
+    <w:p>
+      <w:pPr>
+        <w:pStyle w:val="ListParagraph"/>
+        <w:numPr>
+          <w:ilvl w:val="0"/>
+          <w:numId w:val="2"/>
+        </w:numPr>
+        <w:spacing w:after="80"/>
+      </w:pPr>
+      <w:r>
+        <w:t xml:space="preserve">Enterprise connectors — PIM, FSM, Claims, CRM under graph/enterprise_pipeline/connectors/</w:t>
+      </w:r>
+    </w:p>
+    <w:p>
+      <w:pPr>
+        <w:pStyle w:val="Heading2"/>
+      </w:pPr>
+      <w:r>
+        <w:t xml:space="preserve">1.3 Assumptions</w:t>
+      </w:r>
+    </w:p>
+    <w:p>
+      <w:pPr>
+        <w:pStyle w:val="ListParagraph"/>
+        <w:numPr>
+          <w:ilvl w:val="0"/>
+          <w:numId w:val="2"/>
+        </w:numPr>
+        <w:spacing w:after="80"/>
+      </w:pPr>
+      <w:r>
+        <w:t xml:space="preserve">Ontology schema is stable; new products are instances, not schema changes</w:t>
+      </w:r>
+    </w:p>
+    <w:p>
+      <w:pPr>
+        <w:pStyle w:val="ListParagraph"/>
+        <w:numPr>
+          <w:ilvl w:val="0"/>
+          <w:numId w:val="2"/>
+        </w:numPr>
+        <w:spacing w:after="80"/>
+      </w:pPr>
+      <w:r>
+        <w:t xml:space="preserve">INDICATES confidence weights are SME-calibrated or empirically tuned from field data</w:t>
+      </w:r>
+    </w:p>
+    <w:p>
+      <w:pPr>
+        <w:pStyle w:val="ListParagraph"/>
+        <w:numPr>
+          <w:ilvl w:val="0"/>
+          <w:numId w:val="2"/>
+        </w:numPr>
+        <w:spacing w:after="80"/>
+      </w:pPr>
+      <w:r>
+        <w:t xml:space="preserve">Symptom descriptions in the graph are canonical; customer language is mapped via lexical overlap</w:t>
+      </w:r>
+    </w:p>
+    <w:p>
+      <w:pPr>
+        <w:pStyle w:val="ListParagraph"/>
+        <w:numPr>
+          <w:ilvl w:val="0"/>
+          <w:numId w:val="2"/>
+        </w:numPr>
+        <w:spacing w:after="80"/>
+      </w:pPr>
+      <w:r>
+        <w:t xml:space="preserve">MERGE keys (product_id, symptom_id, failure_mode_id) are globally unique across sources</w:t>
+      </w:r>
+    </w:p>
+    <w:p>
+      <w:pPr>
+        <w:pStyle w:val="Heading2"/>
+      </w:pPr>
+      <w:r>
+        <w:t xml:space="preserve">1.4 Risk Mitigation</w:t>
+      </w:r>
+    </w:p>
+    <w:p>
+      <w:pPr>
+        <w:pStyle w:val="ListParagraph"/>
+        <w:numPr>
+          <w:ilvl w:val="0"/>
+          <w:numId w:val="2"/>
+        </w:numPr>
+        <w:spacing w:after="80"/>
+      </w:pPr>
+      <w:r>
+        <w:t xml:space="preserve">Schema constraints in populate_graph.py prevent orphan nodes on load</w:t>
+      </w:r>
+    </w:p>
+    <w:p>
+      <w:pPr>
+        <w:pStyle w:val="ListParagraph"/>
+        <w:numPr>
+          <w:ilvl w:val="0"/>
+          <w:numId w:val="2"/>
+        </w:numPr>
+        <w:spacing w:after="80"/>
+      </w:pPr>
+      <w:r>
+        <w:t xml:space="preserve">Smoke validation pipeline blocks promotion when regression scenarios fail</w:t>
+      </w:r>
+    </w:p>
+    <w:p>
+      <w:pPr>
+        <w:pStyle w:val="ListParagraph"/>
+        <w:numPr>
+          <w:ilvl w:val="0"/>
+          <w:numId w:val="2"/>
+        </w:numPr>
+        <w:spacing w:after="80"/>
+      </w:pPr>
+      <w:r>
+        <w:t xml:space="preserve">Provenance fields (source_system, batch_id) enable rollback of bad ETL batches</w:t>
+      </w:r>
+    </w:p>
+    <w:p>
+      <w:pPr>
+        <w:pStyle w:val="ListParagraph"/>
+        <w:numPr>
+          <w:ilvl w:val="0"/>
+          <w:numId w:val="2"/>
+        </w:numPr>
+        <w:spacing w:after="80"/>
+      </w:pPr>
+      <w:r>
+        <w:t xml:space="preserve">Escalation rules prevent automated responses on critical-severity symptoms</w:t>
       </w:r>
     </w:p>
     <w:p>
